--- a/10/tendencii-razvitiya/Вариант 13.docx
+++ b/10/tendencii-razvitiya/Вариант 13.docx
@@ -85,7 +85,27 @@
     </w:p>
     <w:p>
       <w:r>
+        <w:t>1.1. Настольные и мобильные системы..........................3</w:t>
+      </w:r>
+    </w:p>
+    <w:p>
+      <w:r>
+        <w:t>1.2. Серверные и встроенные системы..........................3</w:t>
+      </w:r>
+    </w:p>
+    <w:p>
+      <w:r>
         <w:t>2. Что у них общее и почему это важно........................4</w:t>
+      </w:r>
+    </w:p>
+    <w:p>
+      <w:r>
+        <w:t>2.1. Общее устройство........................................4</w:t>
+      </w:r>
+    </w:p>
+    <w:p>
+      <w:r>
+        <w:t>2.2. Осторожность с обновлениями.............................4</w:t>
       </w:r>
     </w:p>
     <w:p>
@@ -132,6 +152,11 @@
     <w:p/>
     <w:p>
       <w:r>
+        <w:t>1.1. Настольные и мобильные системы</w:t>
+      </w:r>
+    </w:p>
+    <w:p>
+      <w:r>
         <w:tab/>
         <w:t>Настольные системы рассчитаны на человека за экраном: удобный графический интерфейс, поддержка тысяч  моделей устройств, запуск любых прикладных программ. Главное требование —  универсальность: заранее неизвестно, что  владелец захочет установить.</w:t>
       </w:r>
@@ -139,6 +164,11 @@
     <w:p>
       <w:r>
         <w:t>Мобильные системы работают в условиях батареи и ненадёжной связи. Они жёстко управляют фоновыми программами, ставят приложения из магазина и выдают им права по одному. Универсальность здесь сознательно ограничена ради экономии заряда и безопасности.</w:t>
+      </w:r>
+    </w:p>
+    <w:p>
+      <w:r>
+        <w:t>1.2. Серверные и встроенные системы</w:t>
       </w:r>
     </w:p>
     <w:p>
@@ -161,12 +191,22 @@
     <w:p/>
     <w:p>
       <w:r>
+        <w:t>2.1. Общее устройство</w:t>
+      </w:r>
+    </w:p>
+    <w:p>
+      <w:r>
         <w:t>Различия касаются интерфейса и настроек, а не   устройства. Во всех четырёх группах система управляет процессами, памятью, файлами  и устройствами и раздаёт права. Поэтому человек, разобравшийся с одной системой, довольно быстро осваивает  другую.</w:t>
       </w:r>
     </w:p>
     <w:p>
       <w:r>
         <w:t>Общее и то, что каждая система задаёт свой  набор программ:  приложение для настольной системы не запустится  на мобильной, и наоборот. Именно поэтому смена системы означает и смену привычных  программ.</w:t>
+      </w:r>
+    </w:p>
+    <w:p>
+      <w:r>
+        <w:t>2.2. Осторожность с обновлениями</w:t>
       </w:r>
     </w:p>
     <w:p>
